--- a/cv/jason-herring-resume.docx
+++ b/cv/jason-herring-resume.docx
@@ -640,25 +640,79 @@
           <w:sz w:val="19"/>
           <w:szCs w:val="19"/>
         </w:rPr>
-        <w:t xml:space="preserve">San Francisco, CA</w:t>
-      </w:r>
-    </w:p>
-    <w:p>
-      <w:pPr>
-        <w:pStyle w:val="ListParagraph"/>
-        <w:numPr>
-          <w:ilvl w:val="0"/>
-          <w:numId w:val="2"/>
-        </w:numPr>
-        <w:spacing w:after="40"/>
-      </w:pPr>
-      <w:r>
-        <w:rPr>
-          <w:color w:val="1A1A1A"/>
-          <w:sz w:val="20"/>
-          <w:szCs w:val="20"/>
-        </w:rPr>
-        <w:t xml:space="preserve">Ran an award-winning studio for MoMA, Nike, Adidas, Stüssy, HUF, Tracy Chapman, and Aesop Rock; work recognized by Communication Arts and FWA.</w:t>
+        <w:t xml:space="preserve">San Francisco, CA · Founded and ran an award-winning creative studio for 13 years — a small team pioneering the creative use of technology for brand expression, and a hub of the SF interactive design scene.</w:t>
+      </w:r>
+    </w:p>
+    <w:p>
+      <w:pPr>
+        <w:pStyle w:val="ListParagraph"/>
+        <w:numPr>
+          <w:ilvl w:val="0"/>
+          <w:numId w:val="2"/>
+        </w:numPr>
+        <w:spacing w:after="40"/>
+      </w:pPr>
+      <w:r>
+        <w:rPr>
+          <w:color w:val="1A1A1A"/>
+          <w:sz w:val="20"/>
+          <w:szCs w:val="20"/>
+        </w:rPr>
+        <w:t xml:space="preserve">Pioneered early Flash and creative-technology work — interactive brand expression that set a bar across sport, skate, fashion, music, and architecture.</w:t>
+      </w:r>
+    </w:p>
+    <w:p>
+      <w:pPr>
+        <w:pStyle w:val="ListParagraph"/>
+        <w:numPr>
+          <w:ilvl w:val="0"/>
+          <w:numId w:val="2"/>
+        </w:numPr>
+        <w:spacing w:after="40"/>
+      </w:pPr>
+      <w:r>
+        <w:rPr>
+          <w:color w:val="1A1A1A"/>
+          <w:sz w:val="20"/>
+          <w:szCs w:val="20"/>
+        </w:rPr>
+        <w:t xml:space="preserve">Delivered dozens of projects for </w:t>
+      </w:r>
+      <w:r>
+        <w:rPr>
+          <w:b/>
+          <w:bCs/>
+          <w:color w:val="1A1A1A"/>
+          <w:sz w:val="20"/>
+          <w:szCs w:val="20"/>
+        </w:rPr>
+        <w:t xml:space="preserve">Nike and Adidas</w:t>
+      </w:r>
+      <w:r>
+        <w:rPr>
+          <w:color w:val="1A1A1A"/>
+          <w:sz w:val="20"/>
+          <w:szCs w:val="20"/>
+        </w:rPr>
+        <w:t xml:space="preserve"> (including skateboarding), MoMA, Stüssy, HUF, Tracy Chapman / Elektra, and Aesop Rock — from an animated coloring-book experience for Tracy Chapman to the “None Shall Pass” music video.</w:t>
+      </w:r>
+    </w:p>
+    <w:p>
+      <w:pPr>
+        <w:pStyle w:val="ListParagraph"/>
+        <w:numPr>
+          <w:ilvl w:val="0"/>
+          <w:numId w:val="2"/>
+        </w:numPr>
+        <w:spacing w:after="40"/>
+      </w:pPr>
+      <w:r>
+        <w:rPr>
+          <w:color w:val="1A1A1A"/>
+          <w:sz w:val="20"/>
+          <w:szCs w:val="20"/>
+        </w:rPr>
+        <w:t xml:space="preserve">Ran a small, high-output team that became a hub of the San Francisco design scene and launched a generation of Bay Area design careers.</w:t>
       </w:r>
     </w:p>
     <w:p>

--- a/cv/jason-herring-resume.docx
+++ b/cv/jason-herring-resume.docx
@@ -658,61 +658,79 @@
           <w:sz w:val="20"/>
           <w:szCs w:val="20"/>
         </w:rPr>
-        <w:t xml:space="preserve">Pioneered early Flash and creative-technology work — interactive brand expression that set a bar across sport, skate, fashion, music, and architecture.</w:t>
-      </w:r>
-    </w:p>
-    <w:p>
-      <w:pPr>
-        <w:pStyle w:val="ListParagraph"/>
-        <w:numPr>
-          <w:ilvl w:val="0"/>
-          <w:numId w:val="2"/>
-        </w:numPr>
-        <w:spacing w:after="40"/>
-      </w:pPr>
-      <w:r>
-        <w:rPr>
-          <w:color w:val="1A1A1A"/>
-          <w:sz w:val="20"/>
-          <w:szCs w:val="20"/>
-        </w:rPr>
-        <w:t xml:space="preserve">Delivered dozens of projects for </w:t>
-      </w:r>
-      <w:r>
-        <w:rPr>
-          <w:b/>
-          <w:bCs/>
-          <w:color w:val="1A1A1A"/>
-          <w:sz w:val="20"/>
-          <w:szCs w:val="20"/>
-        </w:rPr>
-        <w:t xml:space="preserve">Nike and Adidas</w:t>
-      </w:r>
-      <w:r>
-        <w:rPr>
-          <w:color w:val="1A1A1A"/>
-          <w:sz w:val="20"/>
-          <w:szCs w:val="20"/>
-        </w:rPr>
-        <w:t xml:space="preserve"> (including skateboarding), MoMA, Stüssy, HUF, Tracy Chapman / Elektra, and Aesop Rock — from an animated coloring-book experience for Tracy Chapman to the “None Shall Pass” music video.</w:t>
-      </w:r>
-    </w:p>
-    <w:p>
-      <w:pPr>
-        <w:pStyle w:val="ListParagraph"/>
-        <w:numPr>
-          <w:ilvl w:val="0"/>
-          <w:numId w:val="2"/>
-        </w:numPr>
-        <w:spacing w:after="40"/>
-      </w:pPr>
-      <w:r>
-        <w:rPr>
-          <w:color w:val="1A1A1A"/>
-          <w:sz w:val="20"/>
-          <w:szCs w:val="20"/>
-        </w:rPr>
-        <w:t xml:space="preserve">Ran a small, high-output team that became a hub of the San Francisco design scene and launched a generation of Bay Area design careers.</w:t>
+        <w:t xml:space="preserve">Pioneered early Flash and creative-technology work that set a bar for interactive brand expression across sport, skate, fashion, music, and architecture.</w:t>
+      </w:r>
+    </w:p>
+    <w:p>
+      <w:pPr>
+        <w:pStyle w:val="ListParagraph"/>
+        <w:numPr>
+          <w:ilvl w:val="0"/>
+          <w:numId w:val="2"/>
+        </w:numPr>
+        <w:spacing w:after="40"/>
+      </w:pPr>
+      <w:r>
+        <w:rPr>
+          <w:color w:val="1A1A1A"/>
+          <w:sz w:val="20"/>
+          <w:szCs w:val="20"/>
+        </w:rPr>
+        <w:t xml:space="preserve">Delivered flagship brand work for </w:t>
+      </w:r>
+      <w:r>
+        <w:rPr>
+          <w:b/>
+          <w:bCs/>
+          <w:color w:val="1A1A1A"/>
+          <w:sz w:val="20"/>
+          <w:szCs w:val="20"/>
+        </w:rPr>
+        <w:t xml:space="preserve">Nike</w:t>
+      </w:r>
+      <w:r>
+        <w:rPr>
+          <w:color w:val="1A1A1A"/>
+          <w:sz w:val="20"/>
+          <w:szCs w:val="20"/>
+        </w:rPr>
+        <w:t xml:space="preserve"> (Skateboarding, Running, Sportswear), </w:t>
+      </w:r>
+      <w:r>
+        <w:rPr>
+          <w:b/>
+          <w:bCs/>
+          <w:color w:val="1A1A1A"/>
+          <w:sz w:val="20"/>
+          <w:szCs w:val="20"/>
+        </w:rPr>
+        <w:t xml:space="preserve">Adidas Skateboarding</w:t>
+      </w:r>
+      <w:r>
+        <w:rPr>
+          <w:color w:val="1A1A1A"/>
+          <w:sz w:val="20"/>
+          <w:szCs w:val="20"/>
+        </w:rPr>
+        <w:t xml:space="preserve">, and Brita, alongside cultural projects for MoMA, Stüssy, HUF, Tracy Chapman, and Aesop Rock — including the “None Shall Pass” music video.</w:t>
+      </w:r>
+    </w:p>
+    <w:p>
+      <w:pPr>
+        <w:pStyle w:val="ListParagraph"/>
+        <w:numPr>
+          <w:ilvl w:val="0"/>
+          <w:numId w:val="2"/>
+        </w:numPr>
+        <w:spacing w:after="40"/>
+      </w:pPr>
+      <w:r>
+        <w:rPr>
+          <w:color w:val="1A1A1A"/>
+          <w:sz w:val="20"/>
+          <w:szCs w:val="20"/>
+        </w:rPr>
+        <w:t xml:space="preserve">Recognized with How Magazine Best of Show and a Communication Arts Interactive Annual cover; ran a small team that anchored the SF design scene and launched a generation of Bay Area careers.</w:t>
       </w:r>
     </w:p>
     <w:p>
@@ -865,7 +883,7 @@
           <w:sz w:val="20"/>
           <w:szCs w:val="20"/>
         </w:rPr>
-        <w:t xml:space="preserve">How Magazine, Best of Show (Interactive Annual)  ·  FWA Site of the Day (multiple)  ·  Communication Arts Interactive Annual  ·  Featured in Taschen’s History of Web Design</w:t>
+        <w:t xml:space="preserve">How Magazine, Best of Show (Interactive Annual)  ·  Cover, Communication Arts Interactive Annual  ·  Print Magazine  ·  FWA Site of the Day (multiple)  ·  Featured in Taschen’s History of Web Design</w:t>
       </w:r>
     </w:p>
     <w:sectPr>

--- a/cv/jason-herring-resume.docx
+++ b/cv/jason-herring-resume.docx
@@ -76,7 +76,7 @@
           <w:sz w:val="20"/>
           <w:szCs w:val="20"/>
         </w:rPr>
-        <w:t xml:space="preserve">Principal-level design technologist who ships — I write the code and direct the creative. 20+ years working at the seam of design and engineering, now leading AI prototyping on Intuit’s Foresight team: conversational and voice interfaces, real-time personality engines, and agentic systems that move from speculative demo to shipped product. Recently shipped Intuit Labs (public beta to 1M+ users) and Delphi (delphi.intuit.com).</w:t>
+        <w:t xml:space="preserve">Principal-level design technologist who ships — I write the code and direct the creative. 20+ years at the seam of design and engineering, now leading AI prototyping on Intuit’s Foresight team: conversational and voice interfaces, real-time personality engines, and agentic systems. Built and shipped Intuit Labs (public beta to 1M+ users) and its first experiment, Delphi (delphi.intuit.com).</w:t>
       </w:r>
     </w:p>
     <w:p>
@@ -108,7 +108,7 @@
           <w:sz w:val="20"/>
           <w:szCs w:val="20"/>
         </w:rPr>
-        <w:t xml:space="preserve">Design Engineering &amp; Creative Technology  ·  Conversational &amp; Voice AI  ·  Generative AI, LLMs, RAG &amp; Prompt Engineering  ·  Agentic / Multi-Agent Systems  ·  Real-Time Voice Pipelines (Vapi, LiveKit, Hume, HeyGen)  ·  Rapid Prototyping &amp; High-Fidelity Provocation  ·  Design Systems &amp; Interaction Design (Figma)  ·  TypeScript  ·  React  ·  Next.js  ·  Node.js  ·  Python  ·  Real-Time Systems &amp; API Design  ·  Executive Demos &amp; Design Leadership</w:t>
+        <w:t xml:space="preserve">Design Engineering &amp; Creative Technology  ·  Conversational &amp; Voice AI  ·  Generative AI, LLMs, RAG &amp; Prompt Engineering  ·  Agentic / Multi-Agent Systems  ·  Real-Time Voice Pipelines (Vapi, LiveKit, Hume, HeyGen)  ·  Product Design, UX &amp; Design Systems (Figma)  ·  Web Design / Art Direction / Visual Design  ·  Motion &amp; Interaction Design  ·  Front-End Engineering (React, Next.js, TypeScript)  ·  Node.js / Python / API Design / Real-Time Systems  ·  Creative Direction &amp; Brand Vision  ·  Creative Strategy &amp; Concept Development  ·  Rapid Prototyping &amp; High-Fidelity Provocation  ·  Executive Demos &amp; Design Leadership</w:t>
       </w:r>
     </w:p>
     <w:p>
@@ -145,7 +145,7 @@
           <w:sz w:val="21"/>
           <w:szCs w:val="21"/>
         </w:rPr>
-        <w:t xml:space="preserve">Intuit — Senior Staff Design Technologist, Foresight (AI)</w:t>
+        <w:t xml:space="preserve">Intuit — Senior Staff Design Technologist — Foresight (AI)</w:t>
       </w:r>
       <w:r>
         <w:rPr>
@@ -168,135 +168,115 @@
           <w:sz w:val="19"/>
           <w:szCs w:val="19"/>
         </w:rPr>
-        <w:t xml:space="preserve">Mountain View, CA · Promoted Staff → Senior Staff; served as Group Manager (Feb–Jun 2026) before returning to a senior IC leadership track to keep building. Key builder on Foresight, a 100+ person AI innovation team reporting into the Chief AI Officer org.</w:t>
-      </w:r>
-    </w:p>
-    <w:p>
-      <w:pPr>
-        <w:pStyle w:val="ListParagraph"/>
-        <w:numPr>
-          <w:ilvl w:val="0"/>
-          <w:numId w:val="2"/>
-        </w:numPr>
-        <w:spacing w:after="40"/>
-      </w:pPr>
-      <w:r>
-        <w:rPr>
-          <w:b/>
-          <w:bCs/>
-          <w:color w:val="1A1A1A"/>
-          <w:sz w:val="20"/>
-          <w:szCs w:val="20"/>
-        </w:rPr>
-        <w:t xml:space="preserve">Shipped Intuit Labs</w:t>
-      </w:r>
-      <w:r>
-        <w:rPr>
-          <w:color w:val="1A1A1A"/>
-          <w:sz w:val="20"/>
-          <w:szCs w:val="20"/>
-        </w:rPr>
-        <w:t xml:space="preserve">, a public beta live to </w:t>
-      </w:r>
-      <w:r>
-        <w:rPr>
-          <w:b/>
-          <w:bCs/>
-          <w:color w:val="1A1A1A"/>
-          <w:sz w:val="20"/>
-          <w:szCs w:val="20"/>
-        </w:rPr>
-        <w:t xml:space="preserve">1M+ international users</w:t>
-      </w:r>
-      <w:r>
-        <w:rPr>
-          <w:color w:val="1A1A1A"/>
-          <w:sz w:val="20"/>
-          <w:szCs w:val="20"/>
-        </w:rPr>
-        <w:t xml:space="preserve"> with rollout to all of QuickBooks underway — the surface that turns AI innovation prototypes into shipping product.</w:t>
-      </w:r>
-    </w:p>
-    <w:p>
-      <w:pPr>
-        <w:pStyle w:val="ListParagraph"/>
-        <w:numPr>
-          <w:ilvl w:val="0"/>
-          <w:numId w:val="2"/>
-        </w:numPr>
-        <w:spacing w:after="40"/>
-      </w:pPr>
-      <w:r>
-        <w:rPr>
-          <w:b/>
-          <w:bCs/>
-          <w:color w:val="1A1A1A"/>
-          <w:sz w:val="20"/>
-          <w:szCs w:val="20"/>
-        </w:rPr>
-        <w:t xml:space="preserve">Launched Delphi</w:t>
-      </w:r>
-      <w:r>
-        <w:rPr>
-          <w:color w:val="1A1A1A"/>
-          <w:sz w:val="20"/>
-          <w:szCs w:val="20"/>
-        </w:rPr>
-        <w:t xml:space="preserve"> (delphi.intuit.com), an AI business advisor that turns QuickBooks data into forward-looking recommendations.</w:t>
-      </w:r>
-    </w:p>
-    <w:p>
-      <w:pPr>
-        <w:pStyle w:val="ListParagraph"/>
-        <w:numPr>
-          <w:ilvl w:val="0"/>
-          <w:numId w:val="2"/>
-        </w:numPr>
-        <w:spacing w:after="40"/>
-      </w:pPr>
-      <w:r>
-        <w:rPr>
-          <w:color w:val="1A1A1A"/>
-          <w:sz w:val="20"/>
-          <w:szCs w:val="20"/>
-        </w:rPr>
-        <w:t xml:space="preserve">Designed and built a real-time AI personality engine from scratch — natural language, emotional intelligence, and embodied avatars — on ultra-low-latency voice pipelines (Vapi, Hume, LiveKit, HeyGen).</w:t>
-      </w:r>
-    </w:p>
-    <w:p>
-      <w:pPr>
-        <w:pStyle w:val="ListParagraph"/>
-        <w:numPr>
-          <w:ilvl w:val="0"/>
-          <w:numId w:val="2"/>
-        </w:numPr>
-        <w:spacing w:after="40"/>
-      </w:pPr>
-      <w:r>
-        <w:rPr>
-          <w:color w:val="1A1A1A"/>
-          <w:sz w:val="20"/>
-          <w:szCs w:val="20"/>
-        </w:rPr>
-        <w:t xml:space="preserve">Delivered flagship demos at executive forums and summits that shifted how leadership invests in AI as a product medium.</w:t>
-      </w:r>
-    </w:p>
-    <w:p>
-      <w:pPr>
-        <w:pStyle w:val="ListParagraph"/>
-        <w:numPr>
-          <w:ilvl w:val="0"/>
-          <w:numId w:val="2"/>
-        </w:numPr>
-        <w:spacing w:after="40"/>
-      </w:pPr>
-      <w:r>
-        <w:rPr>
-          <w:color w:val="1A1A1A"/>
-          <w:sz w:val="20"/>
-          <w:szCs w:val="20"/>
-        </w:rPr>
-        <w:t xml:space="preserve">Built org-wide AI-literacy workshops (Demystifying Python, Shipping Conversations, AI Avatars &amp; Voice), seeding hands-on fluency across teams.</w:t>
+        <w:t xml:space="preserve">Mountain View, CA · Key builder on Foresight, a 100+ person AI innovation team reporting into the Chief AI Officer org. Promoted Staff → Senior Staff; served as Group Manager (Feb–Jun 2026) before returning to a senior IC leadership track to keep building.</w:t>
+      </w:r>
+    </w:p>
+    <w:p>
+      <w:pPr>
+        <w:pStyle w:val="ListParagraph"/>
+        <w:numPr>
+          <w:ilvl w:val="0"/>
+          <w:numId w:val="2"/>
+        </w:numPr>
+        <w:spacing w:after="40"/>
+      </w:pPr>
+      <w:r>
+        <w:rPr>
+          <w:color w:val="1A1A1A"/>
+          <w:sz w:val="20"/>
+          <w:szCs w:val="20"/>
+        </w:rPr>
+        <w:t xml:space="preserve">Shipped Intuit Labs (labs.intuit.com/ai) — the platform that turns AI innovation prototypes into shipping product — live in public beta to 1M+ international users, with rollout to all of QuickBooks underway.</w:t>
+      </w:r>
+    </w:p>
+    <w:p>
+      <w:pPr>
+        <w:pStyle w:val="ListParagraph"/>
+        <w:numPr>
+          <w:ilvl w:val="0"/>
+          <w:numId w:val="2"/>
+        </w:numPr>
+        <w:spacing w:after="40"/>
+      </w:pPr>
+      <w:r>
+        <w:rPr>
+          <w:color w:val="1A1A1A"/>
+          <w:sz w:val="20"/>
+          <w:szCs w:val="20"/>
+        </w:rPr>
+        <w:t xml:space="preserve">Built both the site and the strategy behind Labs, defining how experiments graduate from speculative demo to guest-facing feature.</w:t>
+      </w:r>
+    </w:p>
+    <w:p>
+      <w:pPr>
+        <w:pStyle w:val="ListParagraph"/>
+        <w:numPr>
+          <w:ilvl w:val="0"/>
+          <w:numId w:val="2"/>
+        </w:numPr>
+        <w:spacing w:after="40"/>
+      </w:pPr>
+      <w:r>
+        <w:rPr>
+          <w:color w:val="1A1A1A"/>
+          <w:sz w:val="20"/>
+          <w:szCs w:val="20"/>
+        </w:rPr>
+        <w:t xml:space="preserve">Developed Labs’ first experiment, Delphi (delphi.intuit.com) — financial general intelligence that turns QuickBooks data into forward-looking advisory recommendations.</w:t>
+      </w:r>
+    </w:p>
+    <w:p>
+      <w:pPr>
+        <w:pStyle w:val="ListParagraph"/>
+        <w:numPr>
+          <w:ilvl w:val="0"/>
+          <w:numId w:val="2"/>
+        </w:numPr>
+        <w:spacing w:after="40"/>
+      </w:pPr>
+      <w:r>
+        <w:rPr>
+          <w:color w:val="1A1A1A"/>
+          <w:sz w:val="20"/>
+          <w:szCs w:val="20"/>
+        </w:rPr>
+        <w:t xml:space="preserve">Launched QuickBooks Labs, an internal experimentation surface embedded directly inside QuickBooks proper.</w:t>
+      </w:r>
+    </w:p>
+    <w:p>
+      <w:pPr>
+        <w:pStyle w:val="ListParagraph"/>
+        <w:numPr>
+          <w:ilvl w:val="0"/>
+          <w:numId w:val="2"/>
+        </w:numPr>
+        <w:spacing w:after="40"/>
+      </w:pPr>
+      <w:r>
+        <w:rPr>
+          <w:color w:val="1A1A1A"/>
+          <w:sz w:val="20"/>
+          <w:szCs w:val="20"/>
+        </w:rPr>
+        <w:t xml:space="preserve">Lead R&amp;D on emerging technology as it lands — generative AI, real-time voice, and AI personality/emotion detection (Hume); built a real-time AI personality engine from scratch on ultra-low-latency pipelines (Vapi, Hume, LiveKit, HeyGen).</w:t>
+      </w:r>
+    </w:p>
+    <w:p>
+      <w:pPr>
+        <w:pStyle w:val="ListParagraph"/>
+        <w:numPr>
+          <w:ilvl w:val="0"/>
+          <w:numId w:val="2"/>
+        </w:numPr>
+        <w:spacing w:after="40"/>
+      </w:pPr>
+      <w:r>
+        <w:rPr>
+          <w:color w:val="1A1A1A"/>
+          <w:sz w:val="20"/>
+          <w:szCs w:val="20"/>
+        </w:rPr>
+        <w:t xml:space="preserve">Delivered flagship demos at executive forums and summits, and built org-wide AI-literacy workshops (Demystifying Python, Shipping Conversations, AI Avatars &amp; Voice).</w:t>
       </w:r>
     </w:p>
     <w:p>
@@ -355,61 +335,25 @@
           <w:sz w:val="20"/>
           <w:szCs w:val="20"/>
         </w:rPr>
-        <w:t xml:space="preserve">Grew annual revenue </w:t>
-      </w:r>
-      <w:r>
-        <w:rPr>
-          <w:b/>
-          <w:bCs/>
-          <w:color w:val="1A1A1A"/>
-          <w:sz w:val="20"/>
-          <w:szCs w:val="20"/>
-        </w:rPr>
-        <w:t xml:space="preserve">85%+</w:t>
-      </w:r>
-      <w:r>
-        <w:rPr>
-          <w:color w:val="1A1A1A"/>
-          <w:sz w:val="20"/>
-          <w:szCs w:val="20"/>
-        </w:rPr>
-        <w:t xml:space="preserve"> over four years through new-client acquisition and expanded scopes.</w:t>
-      </w:r>
-    </w:p>
-    <w:p>
-      <w:pPr>
-        <w:pStyle w:val="ListParagraph"/>
-        <w:numPr>
-          <w:ilvl w:val="0"/>
-          <w:numId w:val="2"/>
-        </w:numPr>
-        <w:spacing w:after="40"/>
-      </w:pPr>
-      <w:r>
-        <w:rPr>
-          <w:color w:val="1A1A1A"/>
-          <w:sz w:val="20"/>
-          <w:szCs w:val="20"/>
-        </w:rPr>
-        <w:t xml:space="preserve">Directed a Helix clinical-trials mobile app — notifications, dashboards, and protocol-compliance tools — lifting user-acquisition success </w:t>
-      </w:r>
-      <w:r>
-        <w:rPr>
-          <w:b/>
-          <w:bCs/>
-          <w:color w:val="1A1A1A"/>
-          <w:sz w:val="20"/>
-          <w:szCs w:val="20"/>
-        </w:rPr>
-        <w:t xml:space="preserve">22%</w:t>
-      </w:r>
-      <w:r>
-        <w:rPr>
-          <w:color w:val="1A1A1A"/>
-          <w:sz w:val="20"/>
-          <w:szCs w:val="20"/>
-        </w:rPr>
-        <w:t xml:space="preserve">.</w:t>
+        <w:t xml:space="preserve">Grew annual revenue 85%+ over four years through new-client acquisition and expanded scopes.</w:t>
+      </w:r>
+    </w:p>
+    <w:p>
+      <w:pPr>
+        <w:pStyle w:val="ListParagraph"/>
+        <w:numPr>
+          <w:ilvl w:val="0"/>
+          <w:numId w:val="2"/>
+        </w:numPr>
+        <w:spacing w:after="40"/>
+      </w:pPr>
+      <w:r>
+        <w:rPr>
+          <w:color w:val="1A1A1A"/>
+          <w:sz w:val="20"/>
+          <w:szCs w:val="20"/>
+        </w:rPr>
+        <w:t xml:space="preserve">Directed a Helix clinical-trials mobile app — notifications, dashboards, and protocol-compliance tools — lifting user-acquisition success 22%.</w:t>
       </w:r>
     </w:p>
     <w:p>
@@ -445,7 +389,7 @@
           <w:sz w:val="21"/>
           <w:szCs w:val="21"/>
         </w:rPr>
-        <w:t xml:space="preserve">KQED — Director of Digital Design &amp; Development</w:t>
+        <w:t xml:space="preserve">KQED — Lead UX Designer → Director of Digital Design &amp; Development</w:t>
       </w:r>
       <w:r>
         <w:rPr>
@@ -453,7 +397,7 @@
           <w:sz w:val="18"/>
           <w:szCs w:val="18"/>
         </w:rPr>
-        <w:t xml:space="preserve">	Aug 2018 – Mar 2020</w:t>
+        <w:t xml:space="preserve">	Jan 2015 – Mar 2020</w:t>
       </w:r>
     </w:p>
     <w:p>
@@ -468,43 +412,79 @@
           <w:sz w:val="19"/>
           <w:szCs w:val="19"/>
         </w:rPr>
-        <w:t xml:space="preserve">San Francisco, CA · Owned design and engineering for Northern California’s largest public-media organization.</w:t>
-      </w:r>
-    </w:p>
-    <w:p>
-      <w:pPr>
-        <w:pStyle w:val="ListParagraph"/>
-        <w:numPr>
-          <w:ilvl w:val="0"/>
-          <w:numId w:val="2"/>
-        </w:numPr>
-        <w:spacing w:after="40"/>
-      </w:pPr>
-      <w:r>
-        <w:rPr>
-          <w:color w:val="1A1A1A"/>
-          <w:sz w:val="20"/>
-          <w:szCs w:val="20"/>
-        </w:rPr>
-        <w:t xml:space="preserve">Led the multi-year KQED.org redesign and re-platformed a large WordPress CMS to GCP Kubernetes (canary deploys, instant rollbacks), powering hundreds of thousands of articles and partner feeds (NPR, Apple News, Google News).</w:t>
-      </w:r>
-    </w:p>
-    <w:p>
-      <w:pPr>
-        <w:pStyle w:val="ListParagraph"/>
-        <w:numPr>
-          <w:ilvl w:val="0"/>
-          <w:numId w:val="2"/>
-        </w:numPr>
-        <w:spacing w:after="40"/>
-      </w:pPr>
-      <w:r>
-        <w:rPr>
-          <w:color w:val="1A1A1A"/>
-          <w:sz w:val="20"/>
-          <w:szCs w:val="20"/>
-        </w:rPr>
-        <w:t xml:space="preserve">Shipped automated audio workflows for Alexa, Google Assistant, and NPR One; built real-time 2018 election infrastructure across every Bay Area county.</w:t>
+        <w:t xml:space="preserve">San Francisco, CA · Joined as Lead UX Designer and promoted to Director — from hands-on product design to leading the design and technology that transformed KQED.org for millions of listeners and readers.</w:t>
+      </w:r>
+    </w:p>
+    <w:p>
+      <w:pPr>
+        <w:pStyle w:val="ListParagraph"/>
+        <w:numPr>
+          <w:ilvl w:val="0"/>
+          <w:numId w:val="2"/>
+        </w:numPr>
+        <w:spacing w:after="40"/>
+      </w:pPr>
+      <w:r>
+        <w:rPr>
+          <w:color w:val="1A1A1A"/>
+          <w:sz w:val="20"/>
+          <w:szCs w:val="20"/>
+        </w:rPr>
+        <w:t xml:space="preserve">The Listening Project: led a complete redesign of KQED Radio, News, Arts, Science, and the homepage — persistent audio player, flexible editorial content system, and a real-time “trending” experience.</w:t>
+      </w:r>
+    </w:p>
+    <w:p>
+      <w:pPr>
+        <w:pStyle w:val="ListParagraph"/>
+        <w:numPr>
+          <w:ilvl w:val="0"/>
+          <w:numId w:val="2"/>
+        </w:numPr>
+        <w:spacing w:after="40"/>
+      </w:pPr>
+      <w:r>
+        <w:rPr>
+          <w:color w:val="1A1A1A"/>
+          <w:sz w:val="20"/>
+          <w:szCs w:val="20"/>
+        </w:rPr>
+        <w:t xml:space="preserve">2016 Election Voter Guide: shipped one of public media’s first single-page apps (WordPress → Elasticsearch + React), adopted as a model across NPR member stations; the election dashboard drew 1M+ views on election night.</w:t>
+      </w:r>
+    </w:p>
+    <w:p>
+      <w:pPr>
+        <w:pStyle w:val="ListParagraph"/>
+        <w:numPr>
+          <w:ilvl w:val="0"/>
+          <w:numId w:val="2"/>
+        </w:numPr>
+        <w:spacing w:after="40"/>
+      </w:pPr>
+      <w:r>
+        <w:rPr>
+          <w:color w:val="1A1A1A"/>
+          <w:sz w:val="20"/>
+          <w:szCs w:val="20"/>
+        </w:rPr>
+        <w:t xml:space="preserve">Led the multi-year KQED.org redesign and migrated a large WordPress CMS from AWS to Kubernetes on Google Cloud — canary deploys and instant rollbacks, powering hundreds of thousands of articles and partner feeds (NPR, Apple News, Google News).</w:t>
+      </w:r>
+    </w:p>
+    <w:p>
+      <w:pPr>
+        <w:pStyle w:val="ListParagraph"/>
+        <w:numPr>
+          <w:ilvl w:val="0"/>
+          <w:numId w:val="2"/>
+        </w:numPr>
+        <w:spacing w:after="40"/>
+      </w:pPr>
+      <w:r>
+        <w:rPr>
+          <w:color w:val="1A1A1A"/>
+          <w:sz w:val="20"/>
+          <w:szCs w:val="20"/>
+        </w:rPr>
+        <w:t xml:space="preserve">Designed automated audio workflows for Alexa, Google Assistant, and NPR One; built real-time 2018 election infrastructure across every Bay Area county.</w:t>
       </w:r>
     </w:p>
     <w:p>
@@ -522,7 +502,7 @@
           <w:sz w:val="21"/>
           <w:szCs w:val="21"/>
         </w:rPr>
-        <w:t xml:space="preserve">KQED — Lead UX Designer</w:t>
+        <w:t xml:space="preserve">OrdinaryKids — Founder &amp; Creative Director</w:t>
       </w:r>
       <w:r>
         <w:rPr>
@@ -530,7 +510,7 @@
           <w:sz w:val="18"/>
           <w:szCs w:val="18"/>
         </w:rPr>
-        <w:t xml:space="preserve">	Jan 2015 – Aug 2018</w:t>
+        <w:t xml:space="preserve">	Jan 2001 – Jan 2015</w:t>
       </w:r>
     </w:p>
     <w:p>
@@ -545,192 +525,79 @@
           <w:sz w:val="19"/>
           <w:szCs w:val="19"/>
         </w:rPr>
-        <w:t xml:space="preserve">San Francisco, CA</w:t>
-      </w:r>
-    </w:p>
-    <w:p>
-      <w:pPr>
-        <w:pStyle w:val="ListParagraph"/>
-        <w:numPr>
-          <w:ilvl w:val="0"/>
-          <w:numId w:val="2"/>
-        </w:numPr>
-        <w:spacing w:after="40"/>
-      </w:pPr>
-      <w:r>
-        <w:rPr>
-          <w:color w:val="1A1A1A"/>
-          <w:sz w:val="20"/>
-          <w:szCs w:val="20"/>
-        </w:rPr>
-        <w:t xml:space="preserve">Redesigned KQED Radio, News, Arts, Science, and the homepage (persistent audio player, real-time trending); election dashboard drew </w:t>
-      </w:r>
-      <w:r>
-        <w:rPr>
-          <w:b/>
-          <w:bCs/>
-          <w:color w:val="1A1A1A"/>
-          <w:sz w:val="20"/>
-          <w:szCs w:val="20"/>
-        </w:rPr>
-        <w:t xml:space="preserve">1M+ views</w:t>
-      </w:r>
-      <w:r>
-        <w:rPr>
-          <w:color w:val="1A1A1A"/>
-          <w:sz w:val="20"/>
-          <w:szCs w:val="20"/>
-        </w:rPr>
-        <w:t xml:space="preserve"> on 2016 election night.</w:t>
-      </w:r>
-    </w:p>
-    <w:p>
-      <w:pPr>
-        <w:pStyle w:val="ListParagraph"/>
-        <w:numPr>
-          <w:ilvl w:val="0"/>
-          <w:numId w:val="2"/>
-        </w:numPr>
-        <w:spacing w:after="40"/>
-      </w:pPr>
-      <w:r>
-        <w:rPr>
-          <w:color w:val="1A1A1A"/>
-          <w:sz w:val="20"/>
-          <w:szCs w:val="20"/>
-        </w:rPr>
-        <w:t xml:space="preserve">Shipped one of public media’s first single-page apps — the 2016 Voter Guide (WordPress → Elasticsearch + React) — adopted as a model across NPR member stations.</w:t>
-      </w:r>
-    </w:p>
-    <w:p>
-      <w:pPr>
-        <w:tabs>
-          <w:tab w:val="right" w:pos="10080"/>
-        </w:tabs>
-        <w:spacing w:after="0" w:before="150"/>
-      </w:pPr>
-      <w:r>
-        <w:rPr>
-          <w:b/>
-          <w:bCs/>
-          <w:color w:val="1A1A1A"/>
-          <w:sz w:val="21"/>
-          <w:szCs w:val="21"/>
-        </w:rPr>
-        <w:t xml:space="preserve">OrdinaryKids — Founder &amp; Creative Director</w:t>
-      </w:r>
-      <w:r>
-        <w:rPr>
-          <w:color w:val="555555"/>
-          <w:sz w:val="18"/>
-          <w:szCs w:val="18"/>
-        </w:rPr>
-        <w:t xml:space="preserve">	Jan 2001 – Jan 2015</w:t>
-      </w:r>
-    </w:p>
-    <w:p>
-      <w:pPr>
-        <w:spacing w:after="60" w:before="20"/>
-      </w:pPr>
-      <w:r>
-        <w:rPr>
-          <w:i/>
-          <w:iCs/>
-          <w:color w:val="555555"/>
-          <w:sz w:val="19"/>
-          <w:szCs w:val="19"/>
-        </w:rPr>
-        <w:t xml:space="preserve">San Francisco, CA · Founded and ran an award-winning creative studio for 13 years — a small team pioneering the creative use of technology for brand expression, and a hub of the SF interactive design scene.</w:t>
-      </w:r>
-    </w:p>
-    <w:p>
-      <w:pPr>
-        <w:pStyle w:val="ListParagraph"/>
-        <w:numPr>
-          <w:ilvl w:val="0"/>
-          <w:numId w:val="2"/>
-        </w:numPr>
-        <w:spacing w:after="40"/>
-      </w:pPr>
-      <w:r>
-        <w:rPr>
-          <w:color w:val="1A1A1A"/>
-          <w:sz w:val="20"/>
-          <w:szCs w:val="20"/>
-        </w:rPr>
-        <w:t xml:space="preserve">Pioneered early Flash and creative-technology work that set a bar for interactive brand expression across sport, skate, fashion, music, and architecture.</w:t>
-      </w:r>
-    </w:p>
-    <w:p>
-      <w:pPr>
-        <w:pStyle w:val="ListParagraph"/>
-        <w:numPr>
-          <w:ilvl w:val="0"/>
-          <w:numId w:val="2"/>
-        </w:numPr>
-        <w:spacing w:after="40"/>
-      </w:pPr>
-      <w:r>
-        <w:rPr>
-          <w:color w:val="1A1A1A"/>
-          <w:sz w:val="20"/>
-          <w:szCs w:val="20"/>
-        </w:rPr>
-        <w:t xml:space="preserve">Delivered flagship brand work for </w:t>
-      </w:r>
-      <w:r>
-        <w:rPr>
-          <w:b/>
-          <w:bCs/>
-          <w:color w:val="1A1A1A"/>
-          <w:sz w:val="20"/>
-          <w:szCs w:val="20"/>
-        </w:rPr>
-        <w:t xml:space="preserve">Nike</w:t>
-      </w:r>
-      <w:r>
-        <w:rPr>
-          <w:color w:val="1A1A1A"/>
-          <w:sz w:val="20"/>
-          <w:szCs w:val="20"/>
-        </w:rPr>
-        <w:t xml:space="preserve"> (Skateboarding, Running, Sportswear), </w:t>
-      </w:r>
-      <w:r>
-        <w:rPr>
-          <w:b/>
-          <w:bCs/>
-          <w:color w:val="1A1A1A"/>
-          <w:sz w:val="20"/>
-          <w:szCs w:val="20"/>
-        </w:rPr>
-        <w:t xml:space="preserve">Adidas Skateboarding</w:t>
-      </w:r>
-      <w:r>
-        <w:rPr>
-          <w:color w:val="1A1A1A"/>
-          <w:sz w:val="20"/>
-          <w:szCs w:val="20"/>
-        </w:rPr>
-        <w:t xml:space="preserve">, and Brita, alongside cultural projects for MoMA, Stüssy, HUF, Tracy Chapman, and Aesop Rock — including the “None Shall Pass” music video.</w:t>
-      </w:r>
-    </w:p>
-    <w:p>
-      <w:pPr>
-        <w:pStyle w:val="ListParagraph"/>
-        <w:numPr>
-          <w:ilvl w:val="0"/>
-          <w:numId w:val="2"/>
-        </w:numPr>
-        <w:spacing w:after="40"/>
-      </w:pPr>
-      <w:r>
-        <w:rPr>
-          <w:color w:val="1A1A1A"/>
-          <w:sz w:val="20"/>
-          <w:szCs w:val="20"/>
-        </w:rPr>
-        <w:t xml:space="preserve">Recognized with How Magazine Best of Show and a Communication Arts Interactive Annual cover; ran a small team that anchored the SF design scene and launched a generation of Bay Area careers.</w:t>
+        <w:t xml:space="preserve">San Francisco, CA · Founded and ran a generative-art and creative-technology studio for 13 years — a small team treating code as a creative medium, and a hub of the SF interactive design scene.</w:t>
+      </w:r>
+    </w:p>
+    <w:p>
+      <w:pPr>
+        <w:pStyle w:val="ListParagraph"/>
+        <w:numPr>
+          <w:ilvl w:val="0"/>
+          <w:numId w:val="2"/>
+        </w:numPr>
+        <w:spacing w:after="40"/>
+      </w:pPr>
+      <w:r>
+        <w:rPr>
+          <w:color w:val="1A1A1A"/>
+          <w:sz w:val="20"/>
+          <w:szCs w:val="20"/>
+        </w:rPr>
+        <w:t xml:space="preserve">Pioneered generative and interactive work in ActionScript, Processing, and early creative-coding tools — custom code-driven visual systems, generative type and identity, and audio-reactive experiences years before “creative technology” was a discipline.</w:t>
+      </w:r>
+    </w:p>
+    <w:p>
+      <w:pPr>
+        <w:pStyle w:val="ListParagraph"/>
+        <w:numPr>
+          <w:ilvl w:val="0"/>
+          <w:numId w:val="2"/>
+        </w:numPr>
+        <w:spacing w:after="40"/>
+      </w:pPr>
+      <w:r>
+        <w:rPr>
+          <w:color w:val="1A1A1A"/>
+          <w:sz w:val="20"/>
+          <w:szCs w:val="20"/>
+        </w:rPr>
+        <w:t xml:space="preserve">Delivered flagship brand work for Nike (Skateboarding, Running, Sportswear), Adidas Skateboarding, and Brita, alongside cultural projects for MoMA, Stüssy, HUF, Tracy Chapman, and Aesop Rock — including the “None Shall Pass” music video.</w:t>
+      </w:r>
+    </w:p>
+    <w:p>
+      <w:pPr>
+        <w:pStyle w:val="ListParagraph"/>
+        <w:numPr>
+          <w:ilvl w:val="0"/>
+          <w:numId w:val="2"/>
+        </w:numPr>
+        <w:spacing w:after="40"/>
+      </w:pPr>
+      <w:r>
+        <w:rPr>
+          <w:color w:val="1A1A1A"/>
+          <w:sz w:val="20"/>
+          <w:szCs w:val="20"/>
+        </w:rPr>
+        <w:t xml:space="preserve">Recognized with How Magazine Best of Show, a Communication Arts Interactive Annual cover, and FWA Site of the Day honors; work archived in Taschen’s History of Web Design.</w:t>
+      </w:r>
+    </w:p>
+    <w:p>
+      <w:pPr>
+        <w:pStyle w:val="ListParagraph"/>
+        <w:numPr>
+          <w:ilvl w:val="0"/>
+          <w:numId w:val="2"/>
+        </w:numPr>
+        <w:spacing w:after="40"/>
+      </w:pPr>
+      <w:r>
+        <w:rPr>
+          <w:color w:val="1A1A1A"/>
+          <w:sz w:val="20"/>
+          <w:szCs w:val="20"/>
+        </w:rPr>
+        <w:t xml:space="preserve">Ran a small, tight studio that anchored the SF design scene and launched a generation of Bay Area design and creative-technology careers.</w:t>
       </w:r>
     </w:p>
     <w:p>
